--- a/contents/battle-workbook/secuops-easy-w01.docx
+++ b/contents/battle-workbook/secuops-easy-w01.docx
@@ -153,22 +153,7 @@
           <w:rFonts w:ascii="맑은 고딕" w:hAnsi="맑은 고딕" w:eastAsia="맑은 고딕"/>
           <w:sz w:val="21"/>
         </w:rPr>
-        <w:t xml:space="preserve">▸ 공격자 위치 안내(중요): 이 주차의 Red 미션은 </w:t>
-      </w:r>
-      <w:r>
-        <w:rPr>
-          <w:rFonts w:ascii="맑은 고딕" w:hAnsi="맑은 고딕" w:eastAsia="맑은 고딕"/>
-          <w:b/>
-          <w:sz w:val="21"/>
-        </w:rPr>
-        <w:t>망 외부 공격자(attacker-ext, SSH 2203)</w:t>
-      </w:r>
-      <w:r>
-        <w:rPr>
-          <w:rFonts w:ascii="맑은 고딕" w:hAnsi="맑은 고딕" w:eastAsia="맑은 고딕"/>
-          <w:sz w:val="21"/>
-        </w:rPr>
-        <w:t xml:space="preserve"> 가</w:t>
+        <w:t>▸ 공격자 위치(중요)</w:t>
       </w:r>
       <w:r>
         <w:br/>
@@ -178,7 +163,22 @@
           <w:rFonts w:ascii="맑은 고딕" w:hAnsi="맑은 고딕" w:eastAsia="맑은 고딕"/>
           <w:sz w:val="21"/>
         </w:rPr>
-        <w:t>기본이다. 외부 공격자가 친 명령 자체는 6v6 가 수집하지 못하므로, Red 미션 채점은</w:t>
+        <w:t xml:space="preserve">이 주차의 Red 미션은 </w:t>
+      </w:r>
+      <w:r>
+        <w:rPr>
+          <w:rFonts w:ascii="맑은 고딕" w:hAnsi="맑은 고딕" w:eastAsia="맑은 고딕"/>
+          <w:b/>
+          <w:sz w:val="21"/>
+        </w:rPr>
+        <w:t>망 외부 공격자 VM(192.168.0.202)</w:t>
+      </w:r>
+      <w:r>
+        <w:rPr>
+          <w:rFonts w:ascii="맑은 고딕" w:hAnsi="맑은 고딕" w:eastAsia="맑은 고딕"/>
+          <w:sz w:val="21"/>
+        </w:rPr>
+        <w:t xml:space="preserve"> 기준이다. el34 는 공격자의 출처 IP를</w:t>
       </w:r>
       <w:r>
         <w:br/>
@@ -188,15 +188,7 @@
           <w:rFonts w:ascii="맑은 고딕" w:hAnsi="맑은 고딕" w:eastAsia="맑은 고딕"/>
           <w:sz w:val="21"/>
         </w:rPr>
-        <w:t xml:space="preserve">"공격자가 무슨 명령을 쳤는가"가 아니라 </w:t>
-      </w:r>
-      <w:r>
-        <w:rPr>
-          <w:rFonts w:ascii="맑은 고딕" w:hAnsi="맑은 고딕" w:eastAsia="맑은 고딕"/>
-          <w:b/>
-          <w:sz w:val="21"/>
-        </w:rPr>
-        <w:t>대상 인프라(피해자) 쪽에 남은 탐지 흔적</w:t>
+        <w:t>fw→ips→web(WAF) 전 계층에 그대로 보존하므로(HAProxy 제거·NAT 출처소실 없음), Red 채점은 **대상</w:t>
       </w:r>
       <w:r>
         <w:br/>
@@ -206,7 +198,22 @@
           <w:rFonts w:ascii="맑은 고딕" w:hAnsi="맑은 고딕" w:eastAsia="맑은 고딕"/>
           <w:sz w:val="21"/>
         </w:rPr>
-        <w:t>(Suricata 경보 / Wazuh 경보 / 접근 로그)으로 한다. 내부 발판(attacker, 2202)은 이 주차에선</w:t>
+        <w:t>(el34) 인프라에 남은 탐지 흔적</w:t>
+      </w:r>
+      <w:r>
+        <w:rPr>
+          <w:rFonts w:ascii="맑은 고딕" w:hAnsi="맑은 고딕" w:eastAsia="맑은 고딕"/>
+          <w:b/>
+          <w:sz w:val="21"/>
+        </w:rPr>
+        <w:t xml:space="preserve">(WAF audit / IPS / 호스트 계정·포트)과 </w:t>
+      </w:r>
+      <w:r>
+        <w:rPr>
+          <w:rFonts w:ascii="맑은 고딕" w:hAnsi="맑은 고딕" w:eastAsia="맑은 고딕"/>
+          <w:sz w:val="21"/>
+        </w:rPr>
+        <w:t>출처 IP(192.168.0.202)·</w:t>
       </w:r>
       <w:r>
         <w:br/>
@@ -216,7 +223,22 @@
           <w:rFonts w:ascii="맑은 고딕" w:hAnsi="맑은 고딕" w:eastAsia="맑은 고딕"/>
           <w:sz w:val="21"/>
         </w:rPr>
-        <w:t>쓰지 않는다.</w:t>
+        <w:t>고유 태그 상관</w:t>
+      </w:r>
+      <w:r>
+        <w:rPr>
+          <w:rFonts w:ascii="맑은 고딕" w:hAnsi="맑은 고딕" w:eastAsia="맑은 고딕"/>
+          <w:b/>
+          <w:sz w:val="21"/>
+        </w:rPr>
+        <w:t xml:space="preserve">으로 한다. 반드시 </w:t>
+      </w:r>
+      <w:r>
+        <w:rPr>
+          <w:rFonts w:ascii="맑은 고딕" w:hAnsi="맑은 고딕" w:eastAsia="맑은 고딕"/>
+          <w:sz w:val="21"/>
+        </w:rPr>
+        <w:t>고유 태그**를 붙여 앰비언트 노이즈와 구분되게 한다.</w:t>
       </w:r>
     </w:p>
     <w:p>
@@ -262,7 +284,7 @@
           <w:b/>
           <w:sz w:val="21"/>
         </w:rPr>
-        <w:t>망 외부 공격자(attacker-ext)</w:t>
+        <w:t>망 외부 공격자(외부 공격자 VM 192.168.0.202)</w:t>
       </w:r>
       <w:r>
         <w:rPr>
@@ -304,7 +326,7 @@
           <w:rFonts w:ascii="맑은 고딕" w:hAnsi="맑은 고딕" w:eastAsia="맑은 고딕"/>
           <w:sz w:val="21"/>
         </w:rPr>
-        <w:t xml:space="preserve">접속: 대상 6v6 의 </w:t>
+        <w:t xml:space="preserve">접속: 대상 el34 의 </w:t>
       </w:r>
       <w:r>
         <w:rPr>
@@ -312,7 +334,7 @@
           <w:b/>
           <w:sz w:val="21"/>
         </w:rPr>
-        <w:t>attacker-ext (SSH 2203)</w:t>
+        <w:t>외부 공격자 VM(192.168.0.202)</w:t>
       </w:r>
       <w:r>
         <w:rPr>
@@ -393,7 +415,7 @@
           <w:rFonts w:ascii="맑은 고딕" w:hAnsi="맑은 고딕" w:eastAsia="맑은 고딕"/>
           <w:sz w:val="21"/>
         </w:rPr>
-        <w:t>외부 공격자가 친 명령은 6v6 가 수집하지 못한다. 따라서 이 미션은 **대상 인프라의 IPS</w:t>
+        <w:t>외부 공격자가 친 명령은 el34 가 수집하지 못한다. 따라서 이 미션은 **대상 인프라의 IPS</w:t>
       </w:r>
       <w:r>
         <w:br/>
@@ -499,7 +521,7 @@
           <w:b/>
           <w:sz w:val="22"/>
         </w:rPr>
-        <w:t>▶ 실행 결과 화면 (스크린샷 붙여넣기)</w:t>
+        <w:t>▶ 실행 결과 (출력/스크린샷)</w:t>
       </w:r>
     </w:p>
     <w:tbl>
@@ -533,7 +555,7 @@
                 <w:color w:val="AAAAAA"/>
                 <w:sz w:val="18"/>
               </w:rPr>
-              <w:t>여기에 결과 스크린샷을 붙여넣으세요 (커서를 두고 Ctrl+V)</w:t>
+              <w:t>여기에 결과 출력을 적거나 스크린샷을 붙여넣으세요 (커서를 두고 Ctrl+V)</w:t>
             </w:r>
           </w:p>
         </w:tc>
@@ -672,7 +694,7 @@
           <w:b/>
           <w:sz w:val="21"/>
         </w:rPr>
-        <w:t>attacker-ext (SSH 2203)</w:t>
+        <w:t>외부 공격자 VM(192.168.0.202)</w:t>
       </w:r>
       <w:r>
         <w:rPr>
@@ -716,7 +738,7 @@
           <w:rFonts w:ascii="Consolas" w:hAnsi="Consolas"/>
           <w:sz w:val="19"/>
         </w:rPr>
-        <w:t>nmap -sV -p 1-10000 &lt;대상_공개IP&gt; --max-retries 1 --host-timeout 15s -T4</w:t>
+        <w:t>nmap -sV -p 1-10000 192.168.0.161 --max-retries 1 --host-timeout 15s -T4</w:t>
       </w:r>
     </w:p>
     <w:p>
@@ -849,7 +871,7 @@
           <w:b/>
           <w:sz w:val="22"/>
         </w:rPr>
-        <w:t>▶ 실행 결과 화면 (스크린샷 붙여넣기)</w:t>
+        <w:t>▶ 실행 결과 (출력/스크린샷)</w:t>
       </w:r>
     </w:p>
     <w:tbl>
@@ -883,7 +905,7 @@
                 <w:color w:val="AAAAAA"/>
                 <w:sz w:val="18"/>
               </w:rPr>
-              <w:t>여기에 결과 스크린샷을 붙여넣으세요 (커서를 두고 Ctrl+V)</w:t>
+              <w:t>여기에 결과 출력을 적거나 스크린샷을 붙여넣으세요 (커서를 두고 Ctrl+V)</w:t>
             </w:r>
           </w:p>
         </w:tc>
@@ -1127,7 +1149,7 @@
           <w:b/>
           <w:sz w:val="22"/>
         </w:rPr>
-        <w:t>▶ 실행 결과 화면 (스크린샷 붙여넣기)</w:t>
+        <w:t>▶ 실행 결과 (출력/스크린샷)</w:t>
       </w:r>
     </w:p>
     <w:tbl>
@@ -1161,7 +1183,7 @@
                 <w:color w:val="AAAAAA"/>
                 <w:sz w:val="18"/>
               </w:rPr>
-              <w:t>여기에 결과 스크린샷을 붙여넣으세요 (커서를 두고 Ctrl+V)</w:t>
+              <w:t>여기에 결과 출력을 적거나 스크린샷을 붙여넣으세요 (커서를 두고 Ctrl+V)</w:t>
             </w:r>
           </w:p>
         </w:tc>
@@ -1447,7 +1469,7 @@
           <w:b/>
           <w:sz w:val="22"/>
         </w:rPr>
-        <w:t>▶ 실행 결과 화면 (스크린샷 붙여넣기)</w:t>
+        <w:t>▶ 실행 결과 (출력/스크린샷)</w:t>
       </w:r>
     </w:p>
     <w:tbl>
@@ -1481,7 +1503,7 @@
                 <w:color w:val="AAAAAA"/>
                 <w:sz w:val="18"/>
               </w:rPr>
-              <w:t>여기에 결과 스크린샷을 붙여넣으세요 (커서를 두고 Ctrl+V)</w:t>
+              <w:t>여기에 결과 출력을 적거나 스크린샷을 붙여넣으세요 (커서를 두고 Ctrl+V)</w:t>
             </w:r>
           </w:p>
         </w:tc>
@@ -1739,7 +1761,7 @@
           <w:b/>
           <w:sz w:val="22"/>
         </w:rPr>
-        <w:t>▶ 실행 결과 화면 (스크린샷 붙여넣기)</w:t>
+        <w:t>▶ 실행 결과 (출력/스크린샷)</w:t>
       </w:r>
     </w:p>
     <w:tbl>
@@ -1773,7 +1795,7 @@
                 <w:color w:val="AAAAAA"/>
                 <w:sz w:val="18"/>
               </w:rPr>
-              <w:t>여기에 결과 스크린샷을 붙여넣으세요 (커서를 두고 Ctrl+V)</w:t>
+              <w:t>여기에 결과 출력을 적거나 스크린샷을 붙여넣으세요 (커서를 두고 Ctrl+V)</w:t>
             </w:r>
           </w:p>
         </w:tc>
@@ -2017,7 +2039,7 @@
           <w:b/>
           <w:sz w:val="22"/>
         </w:rPr>
-        <w:t>▶ 실행 결과 화면 (스크린샷 붙여넣기)</w:t>
+        <w:t>▶ 실행 결과 (출력/스크린샷)</w:t>
       </w:r>
     </w:p>
     <w:tbl>
@@ -2051,7 +2073,7 @@
                 <w:color w:val="AAAAAA"/>
                 <w:sz w:val="18"/>
               </w:rPr>
-              <w:t>여기에 결과 스크린샷을 붙여넣으세요 (커서를 두고 Ctrl+V)</w:t>
+              <w:t>여기에 결과 출력을 적거나 스크린샷을 붙여넣으세요 (커서를 두고 Ctrl+V)</w:t>
             </w:r>
           </w:p>
         </w:tc>
